--- a/docs/Panduan_Pengguna_IPSRS_Formal.docx
+++ b/docs/Panduan_Pengguna_IPSRS_Formal.docx
@@ -4333,7 +4333,7 @@
             <w:rFonts w:cs="Times New Roman"/>
             <w:noProof/>
           </w:rPr>
-          <w:t>Gambar 2.3. Halaman Daftar Laporan Kerusakan di Akun Teknisi.</w:t>
+          <w:t>Gambar 2.3. Halaman Antrean &amp; Pekerjaan Teknisi di Akun Teknisi.</w:t>
         </w:r>
         <w:r>
           <w:rPr>
@@ -5453,7 +5453,7 @@
             <w:rFonts w:cs="Times New Roman"/>
             <w:noProof/>
           </w:rPr>
-          <w:t>Gambar 6.2. Formulir Tambah Peminjaman.</w:t>
+          <w:t>Gambar 6.2. Formulir Peminjaman pada Detail Unit Fisik.</w:t>
         </w:r>
         <w:r>
           <w:rPr>
@@ -6649,10 +6649,7 @@
         </w:rPr>
       </w:pPr>
       <w:r>
-        <w:rPr>
-          <w:rFonts w:cs="Times New Roman"/>
-        </w:rPr>
-        <w:t>Tepat di atas tabel tersebut, klik tombol "+ Tambah Unit (Series)". Sebuah jendela kecil (pop-up) akan muncul di tengah layar.</w:t>
+        <w:t>Tepat di atas tabel tersebut, klik tombol "Tambah Series". Sistem akan membuka halaman formulir unit fisik.</w:t>
       </w:r>
     </w:p>
     <w:p>
@@ -6747,26 +6744,25 @@
     <w:p>
       <w:pPr>
         <w:pStyle w:val="ListParagraph"/>
-        <w:numPr>
-          <w:ilvl w:val="0"/>
-          <w:numId w:val="15"/>
-        </w:numPr>
-        <w:rPr>
-          <w:rFonts w:cs="Times New Roman"/>
-        </w:rPr>
-      </w:pPr>
-      <w:r>
-        <w:rPr>
-          <w:rFonts w:cs="Times New Roman"/>
-          <w:b/>
-        </w:rPr>
-        <w:t>Lokasi / Ruangan (Wajib Diisi):</w:t>
-      </w:r>
-      <w:r>
-        <w:rPr>
-          <w:rFonts w:cs="Times New Roman"/>
-        </w:rPr>
-        <w:t xml:space="preserve"> Klik kotak ini, lalu pilih nama ruangan dari daftar yang turun (dropdown). Ini menentukan di ruangan mana alat/sarana ini pertama kali dipasang atau didistribusikan (Misal: Pilih "Instalasi Gawat Darurat (IGD)").</w:t>
+      </w:pPr>
+      <w:r>
+        <w:t>Merk: Isi nama produsen yang tercetak pada unit fisik (Contoh: Daikin). Kolom ini boleh dikosongkan jika identitas pabrik tidak terbaca.</w:t>
+      </w:r>
+    </w:p>
+    <w:p>
+      <w:pPr>
+        <w:pStyle w:val="ListParagraph"/>
+      </w:pPr>
+      <w:r>
+        <w:t>Model / Tipe: Isi kode model atau tipe unit sesuai pelat spesifikasi (Contoh: FTKC25TVM4). Jangan mengisi nama kategori umum pada kolom ini.</w:t>
+      </w:r>
+    </w:p>
+    <w:p>
+      <w:pPr>
+        <w:pStyle w:val="ListParagraph"/>
+      </w:pPr>
+      <w:r>
+        <w:t>Kapasitas: Isi kemampuan kerja unit beserta satuannya (Contoh: 1 PK, 500 liter, atau 5 kVA). Kolom ini bersifat opsional.</w:t>
       </w:r>
     </w:p>
     <w:p>
@@ -6785,13 +6781,36 @@
           <w:rFonts w:cs="Times New Roman"/>
           <w:b/>
         </w:rPr>
-        <w:t>Kondisi Aset (Wajib Diisi):</w:t>
-      </w:r>
-      <w:r>
-        <w:rPr>
-          <w:rFonts w:cs="Times New Roman"/>
-        </w:rPr>
-        <w:t xml:space="preserve"> Pilih kondisi fisik sarana saat Anda mendatanya pertama kali (Pilih: Baik / Rusak Ringan / Rusak Berat).</w:t>
+        <w:t>Lokasi / Ruangan (Wajib Diisi):</w:t>
+      </w:r>
+      <w:r>
+        <w:rPr>
+          <w:rFonts w:cs="Times New Roman"/>
+        </w:rPr>
+        <w:t xml:space="preserve"> Klik kotak ini, lalu pilih nama ruangan dari daftar yang turun (dropdown). Ini menentukan di ruangan mana alat/sarana ini pertama kali dipasang atau didistribusikan (Misal: Pilih "Instalasi Gawat Darurat (IGD)").</w:t>
+      </w:r>
+    </w:p>
+    <w:p>
+      <w:pPr>
+        <w:pStyle w:val="ListParagraph"/>
+        <w:numPr>
+          <w:ilvl w:val="0"/>
+          <w:numId w:val="15"/>
+        </w:numPr>
+        <w:rPr>
+          <w:rFonts w:cs="Times New Roman"/>
+        </w:rPr>
+      </w:pPr>
+      <w:r>
+        <w:t>Kondisi: Pilih kondisi fisik sarana saat didata: Baik, Rusak Ringan, atau Rusak Berat. Form memilih "Baik" secara awal; ubah pilihan jika hasil pemeriksaan fisik berbeda.</w:t>
+      </w:r>
+    </w:p>
+    <w:p>
+      <w:pPr>
+        <w:pStyle w:val="ListParagraph"/>
+      </w:pPr>
+      <w:r>
+        <w:t>Tahun Pengadaan: Isi empat digit tahun unit diperoleh rumah sakit (Contoh: 2024). Gunakan dokumen pengadaan sebagai acuan dan biarkan kosong jika belum dapat diverifikasi.</w:t>
       </w:r>
     </w:p>
     <w:p>
@@ -7061,14 +7080,9 @@
           <w:rFonts w:ascii="Times New Roman" w:hAnsi="Times New Roman" w:cs="Times New Roman"/>
         </w:rPr>
       </w:pPr>
-      <w:bookmarkStart w:id="11" w:name="_Toc239850155"/>
-      <w:r>
-        <w:rPr>
-          <w:rFonts w:ascii="Times New Roman" w:hAnsi="Times New Roman" w:cs="Times New Roman"/>
-        </w:rPr>
-        <w:t>1.4 Mutasi Aset (Pindah Ruangan &amp; Kanibal Alat)</w:t>
-      </w:r>
-      <w:bookmarkEnd w:id="11"/>
+      <w:r>
+        <w:t>1.4 Mutasi Aset (Pindah Ruangan)</w:t>
+      </w:r>
     </w:p>
     <w:p>
       <w:pPr>
@@ -7134,41 +7148,7 @@
         </w:rPr>
       </w:pPr>
       <w:r>
-        <w:rPr>
-          <w:rFonts w:cs="Times New Roman"/>
-          <w:b/>
-        </w:rPr>
-        <w:t>Ketentuan:</w:t>
-      </w:r>
-      <w:r>
-        <w:rPr>
-          <w:rFonts w:cs="Times New Roman"/>
-        </w:rPr>
-        <w:t xml:space="preserve"> Anda DILARANG KERAS memindahkan catatan lokasi sarana prasarana menggunakan tombol "Edit" biasa! Seluruh pergerakan aset</w:t>
-      </w:r>
-      <w:r>
-        <w:rPr>
-          <w:rFonts w:cs="Times New Roman"/>
-        </w:rPr>
-        <w:t xml:space="preserve">, </w:t>
-      </w:r>
-      <w:r>
-        <w:rPr>
-          <w:rFonts w:cs="Times New Roman"/>
-        </w:rPr>
-        <w:t>baik yang dibongkar dan dipindahkan ke ruangan lain maupun yang ditarik ke gudang</w:t>
-      </w:r>
-      <w:r>
-        <w:rPr>
-          <w:rFonts w:cs="Times New Roman"/>
-        </w:rPr>
-        <w:t xml:space="preserve"> </w:t>
-      </w:r>
-      <w:r>
-        <w:rPr>
-          <w:rFonts w:cs="Times New Roman"/>
-        </w:rPr>
-        <w:t>WAJIB dicatat melalui menu khusus "Mutasi Aset". Hal ini agar jejak rekam pergerakannya (Audit Trail) terekam secara abadi dan jelas pertanggungjawabannya.</w:t>
+        <w:t>Ketentuan: perpindahan unit ke ruangan lain harus dicatat melalui menu "Mutasi Aset" agar lokasi terbaru dan riwayat perpindahannya tetap konsisten.</w:t>
       </w:r>
     </w:p>
     <w:p>
@@ -7215,10 +7195,7 @@
         </w:rPr>
       </w:pPr>
       <w:r>
-        <w:rPr>
-          <w:rFonts w:cs="Times New Roman"/>
-        </w:rPr>
-        <w:t>Pada halaman yang terbuka, perhatikan pojok kanan atas, lalu klik tombol biru bertuliskan "+ Mutasi Baru".</w:t>
+        <w:t>Formulir "Catat Perpindahan Aset" langsung tersedia pada bagian atas halaman. Menu dan proses mutasi hanya tersedia untuk Admin.</w:t>
       </w:r>
     </w:p>
     <w:p>
@@ -7271,10 +7248,7 @@
         </w:rPr>
       </w:pPr>
       <w:r>
-        <w:rPr>
-          <w:rFonts w:cs="Times New Roman"/>
-        </w:rPr>
-        <w:t>Di bawahnya, terdapat kotak dropdown berjudul "Jenis Mutasi". Klik kotak tersebut, dan pilihlah salah satu dari 3 kondisi berikut:</w:t>
+        <w:t>Pada dropdown "Jenis Mutasi", implementasi saat ini menyediakan satu aksi: "Pindah Ruangan". Setelah dipilih, kolom "Lokasi Tujuan" akan muncul dan wajib diisi dengan ruangan penerima.</w:t>
       </w:r>
     </w:p>
     <w:p>
@@ -7289,67 +7263,7 @@
         </w:rPr>
       </w:pPr>
       <w:r>
-        <w:rPr>
-          <w:rFonts w:cs="Times New Roman"/>
-          <w:b/>
-        </w:rPr>
-        <w:t>Pindah Ruangan:</w:t>
-      </w:r>
-      <w:r>
-        <w:rPr>
-          <w:rFonts w:cs="Times New Roman"/>
-        </w:rPr>
-        <w:t xml:space="preserve"> Pilih ini jika alat (misalnya kursi tunggu atau Kipas Angin) akan digeser ke unit lain. Saat opsi ini dipilih, sebuah kotak baru bernama "Ruangan Tujuan" akan muncul. Anda wajib mengekliknya dan memilih nama ruangan penerima sarana tersebut.</w:t>
-      </w:r>
-    </w:p>
-    <w:p>
-      <w:pPr>
-        <w:pStyle w:val="ListParagraph"/>
-        <w:numPr>
-          <w:ilvl w:val="0"/>
-          <w:numId w:val="18"/>
-        </w:numPr>
-        <w:rPr>
-          <w:rFonts w:cs="Times New Roman"/>
-        </w:rPr>
-      </w:pPr>
-      <w:r>
-        <w:rPr>
-          <w:rFonts w:cs="Times New Roman"/>
-          <w:b/>
-        </w:rPr>
-        <w:t>Simpan ke Gudang:</w:t>
-      </w:r>
-      <w:r>
-        <w:rPr>
-          <w:rFonts w:cs="Times New Roman"/>
-        </w:rPr>
-        <w:t xml:space="preserve"> Pilih ini jika sarana sedang dibongkar/ditarik dari lapangan untuk diistirahatkan atau diamankan ke dalam gudang utama IPSRS.</w:t>
-      </w:r>
-    </w:p>
-    <w:p>
-      <w:pPr>
-        <w:pStyle w:val="ListParagraph"/>
-        <w:numPr>
-          <w:ilvl w:val="0"/>
-          <w:numId w:val="18"/>
-        </w:numPr>
-        <w:rPr>
-          <w:rFonts w:cs="Times New Roman"/>
-        </w:rPr>
-      </w:pPr>
-      <w:r>
-        <w:rPr>
-          <w:rFonts w:cs="Times New Roman"/>
-          <w:b/>
-        </w:rPr>
-        <w:t>Jadikan Kanibal (Tindakan Ekstrem):</w:t>
-      </w:r>
-      <w:r>
-        <w:rPr>
-          <w:rFonts w:cs="Times New Roman"/>
-        </w:rPr>
-        <w:t xml:space="preserve"> Pilih opsi ini HANYA JIKA sarana tersebut telah hancur atau afkir (tidak bisa diperbaiki lagi), namun pihak teknisi memutuskan untuk mempreteli komponennya (seperti kompresor AC atau motor listriknya) guna disimpan sebagai suku cadang (sparepart) cadangan. Saat Anda memilih ini, sistem akan otomatis "mematikan" status alat tersebut menjadi benda mati (Kanibal) dan tidak lagi dihitung sebagai aset utuh.</w:t>
+        <w:t>Pilihan "Dibuang", "Rusak Total", "Simpan ke Gudang", atau "Jadikan Kanibal" tidak berada di dropdown mutasi. Untuk aset yang tidak dapat diperbaiki, buka detail unit, gunakan "Tandai Rusak Berat", lalu lanjutkan melalui alur Kanibalisasi atau Penghapusan yang terpisah.</w:t>
       </w:r>
     </w:p>
     <w:p>
@@ -7378,17 +7292,7 @@
         </w:rPr>
       </w:pPr>
       <w:r>
-        <w:rPr>
-          <w:rFonts w:cs="Times New Roman"/>
-          <w:b/>
-        </w:rPr>
-        <w:t>Petugas (Wajib Diisi):</w:t>
-      </w:r>
-      <w:r>
-        <w:rPr>
-          <w:rFonts w:cs="Times New Roman"/>
-        </w:rPr>
-        <w:t xml:space="preserve"> Tuliskan nama jelas Anda atau nama teknisi yang bertugas melakukan pembongkaran/pemindahan.</w:t>
+        <w:t>Petugas (Wajib Diisi): Pilih Admin atau Teknisi yang melaksanakan perpindahan dari dropdown.</w:t>
       </w:r>
     </w:p>
     <w:p>
@@ -7403,17 +7307,15 @@
         </w:rPr>
       </w:pPr>
       <w:r>
-        <w:rPr>
-          <w:rFonts w:cs="Times New Roman"/>
-          <w:b/>
-        </w:rPr>
-        <w:t>Catatan/Alasan (Wajib Diisi):</w:t>
-      </w:r>
-      <w:r>
-        <w:rPr>
-          <w:rFonts w:cs="Times New Roman"/>
-        </w:rPr>
-        <w:t xml:space="preserve"> Ketikkan alasan singkat mengapa alat ini dipindah (Contoh ketikan: "Dipindah sementara karena AC utama di ruang Rapat sedang rusak").</w:t>
+        <w:t>Tanggal (Wajib Diisi): Isi tanggal perpindahan aktual.</w:t>
+      </w:r>
+    </w:p>
+    <w:p>
+      <w:pPr>
+        <w:pStyle w:val="ListParagraph"/>
+      </w:pPr>
+      <w:r>
+        <w:t>Catatan (Opsional): Ketikkan alasan singkat mengapa alat dipindah.</w:t>
       </w:r>
     </w:p>
     <w:p>
@@ -7454,22 +7356,7 @@
         </w:rPr>
       </w:pPr>
       <w:r>
-        <w:rPr>
-          <w:rFonts w:cs="Times New Roman"/>
-        </w:rPr>
-        <w:t>Klik tombol "Proses Mutasi" di bagian paling bawah.</w:t>
-      </w:r>
-      <w:r>
-        <w:rPr>
-          <w:rFonts w:cs="Times New Roman"/>
-        </w:rPr>
-        <w:t xml:space="preserve"> </w:t>
-      </w:r>
-      <w:r>
-        <w:rPr>
-          <w:rFonts w:cs="Times New Roman"/>
-        </w:rPr>
-        <w:t>Sistem akan melakukan loading (memproses data). Status lokasi aset akan seketika berubah saat itu juga, dan yang paling penting: riwayat (kapan dipindah, jam berapa, oleh siapa, dan alasannya) akan terkunci secara permanen di dalam tabel riwayat.</w:t>
+        <w:t>Klik tombol "Simpan Mutasi". Sistem memperbarui lokasi unit dan menambahkan catatan pada tabel riwayat mutasi.</w:t>
       </w:r>
     </w:p>
     <w:p>
@@ -8518,6 +8405,12 @@
       </w:r>
     </w:p>
     <w:p>
+      <w:pPr/>
+      <w:r>
+        <w:t>Pembatasan hak akses: Admin melihat seluruh laporan; Teknisi hanya melihat laporan masuk yang dapat diklaim dan pekerjaan yang ditugaskan kepadanya; Pelapor hanya melihat laporan atas nama akunnya. URL milik pengguna lain tetap ditolak oleh server.</w:t>
+      </w:r>
+    </w:p>
+    <w:p>
       <w:pPr>
         <w:pStyle w:val="Heading2"/>
         <w:rPr>
@@ -8540,54 +8433,17 @@
           <w:rFonts w:cs="Times New Roman"/>
         </w:rPr>
       </w:pPr>
-      <w:bookmarkStart w:id="21" w:name="_Toc239850196"/>
-      <w:r>
-        <w:rPr>
-          <w:rFonts w:cs="Times New Roman"/>
-        </w:rPr>
-        <w:drawing>
-          <wp:inline distT="0" distB="0" distL="0" distR="0" wp14:anchorId="5F8C19E4" wp14:editId="77259E92">
-            <wp:extent cx="5039995" cy="2833370"/>
-            <wp:effectExtent l="0" t="0" r="8255" b="5080"/>
-            <wp:docPr id="1010869509" name="Picture 1"/>
-            <wp:cNvGraphicFramePr>
-              <a:graphicFrameLocks xmlns:a="http://schemas.openxmlformats.org/drawingml/2006/main" noChangeAspect="1"/>
-            </wp:cNvGraphicFramePr>
-            <a:graphic xmlns:a="http://schemas.openxmlformats.org/drawingml/2006/main">
-              <a:graphicData uri="http://schemas.openxmlformats.org/drawingml/2006/picture">
-                <pic:pic xmlns:pic="http://schemas.openxmlformats.org/drawingml/2006/picture">
-                  <pic:nvPicPr>
-                    <pic:cNvPr id="1010869509" name=""/>
-                    <pic:cNvPicPr/>
-                  </pic:nvPicPr>
-                  <pic:blipFill>
-                    <a:blip r:embed="rId17"/>
-                    <a:stretch>
-                      <a:fillRect/>
-                    </a:stretch>
-                  </pic:blipFill>
-                  <pic:spPr>
-                    <a:xfrm>
-                      <a:off x="0" y="0"/>
-                      <a:ext cx="5039995" cy="2833370"/>
-                    </a:xfrm>
-                    <a:prstGeom prst="rect">
-                      <a:avLst/>
-                    </a:prstGeom>
-                  </pic:spPr>
-                </pic:pic>
-              </a:graphicData>
-            </a:graphic>
-          </wp:inline>
-        </w:drawing>
-      </w:r>
-      <w:r>
-        <w:rPr>
-          <w:rFonts w:cs="Times New Roman"/>
-        </w:rPr>
-        <w:t>Gambar 2.3. Halaman Daftar Laporan Kerusakan di Akun Teknisi.</w:t>
-      </w:r>
-      <w:bookmarkEnd w:id="21"/>
+      <w:r>
+        <w:t>Gambar 2.3. Halaman "Antrean &amp; Pekerjaan Teknisi" di Akun Teknisi (badge Teknisi).</w:t>
+      </w:r>
+    </w:p>
+    <w:p>
+      <w:pPr>
+        <w:pStyle w:val="Caption"/>
+      </w:pPr>
+      <w:r>
+        <w:t>Catatan gambar: gunakan tangkapan layar setelah login dengan role Teknisi; jangan gunakan tampilan Admin.</w:t>
+      </w:r>
     </w:p>
     <w:p>
       <w:pPr>
@@ -12291,10 +12147,7 @@
         </w:rPr>
       </w:pPr>
       <w:r>
-        <w:rPr>
-          <w:rFonts w:cs="Times New Roman"/>
-        </w:rPr>
-        <w:t>Gunakan menu ini jika ada unit/ruangan yang ingin meminjam sarana IPSRS secara sementara.</w:t>
+        <w:t>Gunakan menu ini jika ada unit/ruangan yang ingin meminjam sarana IPSRS secara sementara. Peminjaman dan pengembalian hanya dapat dicatat oleh Admin.</w:t>
       </w:r>
     </w:p>
     <w:tbl>
@@ -12350,14 +12203,9 @@
           <w:rFonts w:cs="Times New Roman"/>
         </w:rPr>
       </w:pPr>
-      <w:bookmarkStart w:id="49" w:name="_Toc239850210"/>
-      <w:r>
-        <w:rPr>
-          <w:rFonts w:cs="Times New Roman"/>
-        </w:rPr>
-        <w:t>Gambar 6.2. Formulir Tambah Peminjaman.</w:t>
-      </w:r>
-      <w:bookmarkEnd w:id="49"/>
+      <w:r>
+        <w:t>Gambar 6.2. Tombol Pinjamkan dan Formulir Peminjaman pada Detail Unit Fisik.</w:t>
+      </w:r>
     </w:p>
     <w:p>
       <w:pPr>
@@ -12404,10 +12252,7 @@
         </w:rPr>
       </w:pPr>
       <w:r>
-        <w:rPr>
-          <w:rFonts w:cs="Times New Roman"/>
-        </w:rPr>
-        <w:t>Klik tombol "+ Pinjam Baru" di pojok kanan atas.</w:t>
+        <w:t>Klik tombol "Pinjam Aset". Sistem membuka daftar aset berstatus "Tersedia", lalu buka detail unit fisik yang tepat dan klik "Pinjamkan".</w:t>
       </w:r>
     </w:p>
     <w:p>
@@ -12422,10 +12267,7 @@
         </w:rPr>
       </w:pPr>
       <w:r>
-        <w:rPr>
-          <w:rFonts w:cs="Times New Roman"/>
-        </w:rPr>
-        <w:t>Pada kotak pencarian (Pilih Aset), cari dan pilih sarana yang akan dipinjamkan (Contoh: "Kipas Angin Berdiri").</w:t>
+        <w:t>Pastikan nomor inventaris, lokasi, dan status unit sudah benar karena peminjaman dicatat per unit fisik.</w:t>
       </w:r>
     </w:p>
     <w:p>
@@ -12440,10 +12282,7 @@
         </w:rPr>
       </w:pPr>
       <w:r>
-        <w:rPr>
-          <w:rFonts w:cs="Times New Roman"/>
-        </w:rPr>
-        <w:t>Pada kolom Peminjam/Ruangan (Wajib Diisi), ketikkan nama orang atau ruangan yang meminjam (Contoh: "Ruang Rapat Utama").</w:t>
+        <w:t>Isi Nama Peminjam dan Unit Peminjam; keduanya wajib diisi.</w:t>
       </w:r>
     </w:p>
     <w:p>
@@ -12458,10 +12297,7 @@
         </w:rPr>
       </w:pPr>
       <w:r>
-        <w:rPr>
-          <w:rFonts w:cs="Times New Roman"/>
-        </w:rPr>
-        <w:t>Pada kolom Tanggal Pinjam (Wajib Diisi), tentukan tanggal barang diserahkan.</w:t>
+        <w:t>Isi Rencana Kembali dan Keterangan bila diperlukan. Tanggal pinjam dicatat otomatis oleh sistem.</w:t>
       </w:r>
     </w:p>
     <w:p>
@@ -12476,10 +12312,7 @@
         </w:rPr>
       </w:pPr>
       <w:r>
-        <w:rPr>
-          <w:rFonts w:cs="Times New Roman"/>
-        </w:rPr>
-        <w:t>Klik "Simpan Peminjaman". Sistem akan mengubah status Kipas Angin tersebut menjadi "Dipinjam", sehingga teknisi lain tidak kebingungan mencari barang tersebut di gudang.</w:t>
+        <w:t>Klik "Pinjamkan". Sistem mencatat peminjaman dan mengubah status unit menjadi "Dipinjam".</w:t>
       </w:r>
     </w:p>
     <w:p>
@@ -12526,10 +12359,7 @@
         </w:rPr>
       </w:pPr>
       <w:r>
-        <w:rPr>
-          <w:rFonts w:cs="Times New Roman"/>
-        </w:rPr>
-        <w:t>Cari baris peminjaman Kipas Angin tadi, lalu klik tombol "Kembalikan" (ikon centang).</w:t>
+        <w:t>Cari catatan berstatus "Dipinjam", klik "Lihat Aset", lalu pilih "Terima Pengembalian" pada detail unit.</w:t>
       </w:r>
     </w:p>
     <w:p>
@@ -12544,10 +12374,7 @@
         </w:rPr>
       </w:pPr>
       <w:r>
-        <w:rPr>
-          <w:rFonts w:cs="Times New Roman"/>
-        </w:rPr>
-        <w:t>Sistem akan mencatat Tanggal Kembali secara otomatis dan mengubah status kipas angin kembali "Tersedia".</w:t>
+        <w:t>Sistem mencatat tanggal kembali aktual, menutup peminjaman menjadi "Selesai", dan mengubah status unit menjadi "Tersedia".</w:t>
       </w:r>
     </w:p>
     <w:p>
